--- a/FSD MERN - Developing a Reliable Back-end with Node and Express MAY 2026 batch 1/FSD MERN - Developing a Reliable Back-end with Node and Express  - Day 5 24-05-2026.docx
+++ b/FSD MERN - Developing a Reliable Back-end with Node and Express MAY 2026 batch 1/FSD MERN - Developing a Reliable Back-end with Node and Express  - Day 5 24-05-2026.docx
@@ -34,7 +34,7 @@
           <w:bCs/>
           <w:lang w:val="en-US"/>
         </w:rPr>
-        <w:t>4</w:t>
+        <w:t>5</w:t>
       </w:r>
       <w:r>
         <w:rPr>
@@ -782,23 +782,46 @@
         <w:rPr>
           <w:lang w:val="en-US"/>
         </w:rPr>
-        <w:t>Npm</w:t>
-      </w:r>
-      <w:proofErr w:type="spellEnd"/>
-      <w:r>
-        <w:rPr>
-          <w:lang w:val="en-US"/>
-        </w:rPr>
-        <w:t xml:space="preserve"> install express </w:t>
-      </w:r>
-      <w:proofErr w:type="spellStart"/>
-      <w:r>
-        <w:rPr>
+        <w:t>n</w:t>
+      </w:r>
+      <w:r>
+        <w:rPr>
+          <w:lang w:val="en-US"/>
+        </w:rPr>
+        <w:t>pm</w:t>
+      </w:r>
+      <w:proofErr w:type="spellEnd"/>
+      <w:r>
+        <w:rPr>
+          <w:lang w:val="en-US"/>
+        </w:rPr>
+        <w:t xml:space="preserve"> install </w:t>
+      </w:r>
+      <w:r>
+        <w:rPr>
+          <w:b/>
+          <w:bCs/>
+          <w:lang w:val="en-US"/>
+        </w:rPr>
+        <w:t xml:space="preserve">express </w:t>
+      </w:r>
+      <w:proofErr w:type="spellStart"/>
+      <w:r>
+        <w:rPr>
+          <w:b/>
+          <w:bCs/>
           <w:lang w:val="en-US"/>
         </w:rPr>
         <w:t>ejs</w:t>
       </w:r>
       <w:proofErr w:type="spellEnd"/>
+    </w:p>
+    <w:p>
+      <w:pPr>
+        <w:rPr>
+          <w:lang w:val="en-US"/>
+        </w:rPr>
+      </w:pPr>
       <w:r>
         <w:rPr>
           <w:lang w:val="en-US"/>
@@ -816,9 +839,187 @@
     <w:p>
       <w:pPr>
         <w:rPr>
-          <w:lang w:val="en-US"/>
-        </w:rPr>
-      </w:pPr>
+          <w:highlight w:val="yellow"/>
+          <w:lang w:val="en-US"/>
+        </w:rPr>
+      </w:pPr>
+      <w:r>
+        <w:rPr>
+          <w:highlight w:val="yellow"/>
+          <w:lang w:val="en-US"/>
+        </w:rPr>
+        <w:t>&lt;%</w:t>
+      </w:r>
+    </w:p>
+    <w:p>
+      <w:pPr>
+        <w:rPr>
+          <w:highlight w:val="yellow"/>
+          <w:lang w:val="en-US"/>
+        </w:rPr>
+      </w:pPr>
+      <w:r>
+        <w:rPr>
+          <w:highlight w:val="yellow"/>
+          <w:lang w:val="en-US"/>
+        </w:rPr>
+        <w:tab/>
+        <w:t>Java Script Code like variable declaration, if statement and loopin</w:t>
+      </w:r>
+      <w:r>
+        <w:rPr>
+          <w:highlight w:val="yellow"/>
+          <w:lang w:val="en-US"/>
+        </w:rPr>
+        <w:t>g</w:t>
+      </w:r>
+      <w:r>
+        <w:rPr>
+          <w:highlight w:val="yellow"/>
+          <w:lang w:val="en-US"/>
+        </w:rPr>
+        <w:t xml:space="preserve"> </w:t>
+      </w:r>
+    </w:p>
+    <w:p>
+      <w:pPr>
+        <w:rPr>
+          <w:lang w:val="en-US"/>
+        </w:rPr>
+      </w:pPr>
+      <w:r>
+        <w:rPr>
+          <w:highlight w:val="yellow"/>
+          <w:lang w:val="en-US"/>
+        </w:rPr>
+        <w:t>%&gt;</w:t>
+      </w:r>
+    </w:p>
+    <w:p>
+      <w:pPr>
+        <w:rPr>
+          <w:lang w:val="en-US"/>
+        </w:rPr>
+      </w:pPr>
+      <w:r>
+        <w:rPr>
+          <w:lang w:val="en-US"/>
+        </w:rPr>
+        <w:t xml:space="preserve">Display the variable or object property value </w:t>
+      </w:r>
+    </w:p>
+    <w:p>
+      <w:pPr>
+        <w:rPr>
+          <w:lang w:val="en-US"/>
+        </w:rPr>
+      </w:pPr>
+      <w:r>
+        <w:rPr>
+          <w:highlight w:val="yellow"/>
+          <w:lang w:val="en-US"/>
+        </w:rPr>
+        <w:t>&lt;%=</w:t>
+      </w:r>
+    </w:p>
+    <w:p>
+      <w:pPr>
+        <w:rPr>
+          <w:lang w:val="en-US"/>
+        </w:rPr>
+      </w:pPr>
+      <w:proofErr w:type="spellStart"/>
+      <w:r>
+        <w:rPr>
+          <w:lang w:val="en-US"/>
+        </w:rPr>
+        <w:t>variableName</w:t>
+      </w:r>
+      <w:proofErr w:type="spellEnd"/>
+    </w:p>
+    <w:p>
+      <w:pPr>
+        <w:rPr>
+          <w:lang w:val="en-US"/>
+        </w:rPr>
+      </w:pPr>
+      <w:r>
+        <w:rPr>
+          <w:highlight w:val="yellow"/>
+          <w:lang w:val="en-US"/>
+        </w:rPr>
+        <w:t>%&gt;</w:t>
+      </w:r>
+    </w:p>
+    <w:p>
+      <w:pPr>
+        <w:rPr>
+          <w:lang w:val="en-US"/>
+        </w:rPr>
+      </w:pPr>
+      <w:r>
+        <w:rPr>
+          <w:lang w:val="en-US"/>
+        </w:rPr>
+        <w:t xml:space="preserve">Include another view engine page. </w:t>
+      </w:r>
+    </w:p>
+    <w:p>
+      <w:pPr>
+        <w:rPr>
+          <w:lang w:val="en-US"/>
+        </w:rPr>
+      </w:pPr>
+      <w:r>
+        <w:rPr>
+          <w:highlight w:val="yellow"/>
+          <w:lang w:val="en-US"/>
+        </w:rPr>
+        <w:t>&lt;%-</w:t>
+      </w:r>
+    </w:p>
+    <w:p>
+      <w:pPr>
+        <w:rPr>
+          <w:lang w:val="en-US"/>
+        </w:rPr>
+      </w:pPr>
+      <w:r>
+        <w:rPr>
+          <w:lang w:val="en-US"/>
+        </w:rPr>
+        <w:tab/>
+        <w:t>include(“</w:t>
+      </w:r>
+      <w:proofErr w:type="spellStart"/>
+      <w:r>
+        <w:rPr>
+          <w:highlight w:val="yellow"/>
+          <w:lang w:val="en-US"/>
+        </w:rPr>
+        <w:t>pageName</w:t>
+      </w:r>
+      <w:proofErr w:type="spellEnd"/>
+      <w:r>
+        <w:rPr>
+          <w:lang w:val="en-US"/>
+        </w:rPr>
+        <w:t>”)</w:t>
+      </w:r>
+    </w:p>
+    <w:p>
+      <w:pPr>
+        <w:rPr>
+          <w:lang w:val="en-US"/>
+        </w:rPr>
+      </w:pPr>
+      <w:r>
+        <w:rPr>
+          <w:highlight w:val="yellow"/>
+          <w:lang w:val="en-US"/>
+        </w:rPr>
+        <w:t>%&gt;</w:t>
+      </w:r>
     </w:p>
     <w:p>
       <w:pPr>

--- a/FSD MERN - Developing a Reliable Back-end with Node and Express MAY 2026 batch 1/FSD MERN - Developing a Reliable Back-end with Node and Express  - Day 5 24-05-2026.docx
+++ b/FSD MERN - Developing a Reliable Back-end with Node and Express MAY 2026 batch 1/FSD MERN - Developing a Reliable Back-end with Node and Express  - Day 5 24-05-2026.docx
@@ -1038,9 +1038,1256 @@
     <w:p>
       <w:pPr>
         <w:rPr>
-          <w:lang w:val="en-US"/>
-        </w:rPr>
-      </w:pPr>
+          <w:b/>
+          <w:bCs/>
+          <w:lang w:val="en-US"/>
+        </w:rPr>
+      </w:pPr>
+    </w:p>
+    <w:p>
+      <w:pPr>
+        <w:rPr>
+          <w:b/>
+          <w:bCs/>
+          <w:lang w:val="en-US"/>
+        </w:rPr>
+      </w:pPr>
+    </w:p>
+    <w:p>
+      <w:pPr>
+        <w:rPr>
+          <w:b/>
+          <w:bCs/>
+          <w:lang w:val="en-US"/>
+        </w:rPr>
+      </w:pPr>
+    </w:p>
+    <w:p>
+      <w:pPr>
+        <w:rPr>
+          <w:b/>
+          <w:bCs/>
+          <w:lang w:val="en-US"/>
+        </w:rPr>
+      </w:pPr>
+    </w:p>
+    <w:p>
+      <w:pPr>
+        <w:rPr>
+          <w:b/>
+          <w:bCs/>
+          <w:lang w:val="en-US"/>
+        </w:rPr>
+      </w:pPr>
+      <w:r>
+        <w:rPr>
+          <w:b/>
+          <w:bCs/>
+          <w:lang w:val="en-US"/>
+        </w:rPr>
+        <w:t>Web Service:</w:t>
+      </w:r>
+    </w:p>
+    <w:p>
+      <w:pPr>
+        <w:rPr>
+          <w:lang w:val="en-US"/>
+        </w:rPr>
+      </w:pPr>
+      <w:r>
+        <w:rPr>
+          <w:lang w:val="en-US"/>
+        </w:rPr>
+        <w:t xml:space="preserve">Giving the service for web application when both application running using different technologies or language. </w:t>
+      </w:r>
+      <w:r>
+        <w:rPr>
+          <w:lang w:val="en-US"/>
+        </w:rPr>
+        <w:t xml:space="preserve">With help of web </w:t>
+      </w:r>
+      <w:proofErr w:type="gramStart"/>
+      <w:r>
+        <w:rPr>
+          <w:lang w:val="en-US"/>
+        </w:rPr>
+        <w:t>service</w:t>
+      </w:r>
+      <w:proofErr w:type="gramEnd"/>
+      <w:r>
+        <w:rPr>
+          <w:lang w:val="en-US"/>
+        </w:rPr>
+        <w:t xml:space="preserve"> we can make loosely couple between view and </w:t>
+      </w:r>
+      <w:proofErr w:type="gramStart"/>
+      <w:r>
+        <w:rPr>
+          <w:lang w:val="en-US"/>
+        </w:rPr>
+        <w:t>server side</w:t>
+      </w:r>
+      <w:proofErr w:type="gramEnd"/>
+      <w:r>
+        <w:rPr>
+          <w:lang w:val="en-US"/>
+        </w:rPr>
+        <w:t xml:space="preserve"> technology. </w:t>
+      </w:r>
+    </w:p>
+    <w:p>
+      <w:pPr>
+        <w:rPr>
+          <w:lang w:val="en-US"/>
+        </w:rPr>
+      </w:pPr>
+      <w:r>
+        <w:rPr>
+          <w:lang w:val="en-US"/>
+        </w:rPr>
+        <w:t xml:space="preserve">If we make </w:t>
+      </w:r>
+      <w:r>
+        <w:rPr>
+          <w:highlight w:val="yellow"/>
+          <w:lang w:val="en-US"/>
+        </w:rPr>
+        <w:t>express JS as rest full web service</w:t>
+      </w:r>
+      <w:r>
+        <w:rPr>
+          <w:lang w:val="en-US"/>
+        </w:rPr>
+        <w:t xml:space="preserve"> view can be any frontend technologies like angular or react or </w:t>
+      </w:r>
+      <w:proofErr w:type="spellStart"/>
+      <w:r>
+        <w:rPr>
+          <w:lang w:val="en-US"/>
+        </w:rPr>
+        <w:t>vue</w:t>
+      </w:r>
+      <w:proofErr w:type="spellEnd"/>
+      <w:r>
+        <w:rPr>
+          <w:lang w:val="en-US"/>
+        </w:rPr>
+        <w:t xml:space="preserve"> </w:t>
+      </w:r>
+      <w:proofErr w:type="spellStart"/>
+      <w:r>
+        <w:rPr>
+          <w:lang w:val="en-US"/>
+        </w:rPr>
+        <w:t>js</w:t>
+      </w:r>
+      <w:proofErr w:type="spellEnd"/>
+      <w:r>
+        <w:rPr>
+          <w:lang w:val="en-US"/>
+        </w:rPr>
+        <w:t xml:space="preserve"> or </w:t>
+      </w:r>
+      <w:r>
+        <w:rPr>
+          <w:lang w:val="en-US"/>
+        </w:rPr>
+        <w:t xml:space="preserve">client </w:t>
+      </w:r>
+      <w:proofErr w:type="spellStart"/>
+      <w:r>
+        <w:rPr>
+          <w:lang w:val="en-US"/>
+        </w:rPr>
+        <w:t>js</w:t>
+      </w:r>
+      <w:proofErr w:type="spellEnd"/>
+      <w:r>
+        <w:rPr>
+          <w:lang w:val="en-US"/>
+        </w:rPr>
+        <w:t xml:space="preserve"> as well as any other programming language. </w:t>
+      </w:r>
+    </w:p>
+    <w:p>
+      <w:pPr>
+        <w:rPr>
+          <w:lang w:val="en-US"/>
+        </w:rPr>
+      </w:pPr>
+    </w:p>
+    <w:p>
+      <w:pPr>
+        <w:rPr>
+          <w:lang w:val="en-US"/>
+        </w:rPr>
+      </w:pPr>
+      <w:proofErr w:type="gramStart"/>
+      <w:r>
+        <w:rPr>
+          <w:lang w:val="en-US"/>
+        </w:rPr>
+        <w:t>Server side</w:t>
+      </w:r>
+      <w:proofErr w:type="gramEnd"/>
+      <w:r>
+        <w:rPr>
+          <w:lang w:val="en-US"/>
+        </w:rPr>
+        <w:t xml:space="preserve"> view technologies are </w:t>
+      </w:r>
+    </w:p>
+    <w:p>
+      <w:pPr>
+        <w:rPr>
+          <w:lang w:val="en-US"/>
+        </w:rPr>
+      </w:pPr>
+      <w:r>
+        <w:rPr>
+          <w:lang w:val="en-US"/>
+        </w:rPr>
+        <w:t xml:space="preserve">JSP </w:t>
+      </w:r>
+    </w:p>
+    <w:p>
+      <w:pPr>
+        <w:rPr>
+          <w:lang w:val="en-US"/>
+        </w:rPr>
+      </w:pPr>
+      <w:r>
+        <w:rPr>
+          <w:lang w:val="en-US"/>
+        </w:rPr>
+        <w:t xml:space="preserve">Asp </w:t>
+      </w:r>
+    </w:p>
+    <w:p>
+      <w:pPr>
+        <w:rPr>
+          <w:lang w:val="en-US"/>
+        </w:rPr>
+      </w:pPr>
+      <w:proofErr w:type="spellStart"/>
+      <w:r>
+        <w:rPr>
+          <w:lang w:val="en-US"/>
+        </w:rPr>
+        <w:t>Php</w:t>
+      </w:r>
+      <w:proofErr w:type="spellEnd"/>
+      <w:r>
+        <w:rPr>
+          <w:lang w:val="en-US"/>
+        </w:rPr>
+        <w:t xml:space="preserve"> </w:t>
+      </w:r>
+    </w:p>
+    <w:p>
+      <w:pPr>
+        <w:rPr>
+          <w:lang w:val="en-US"/>
+        </w:rPr>
+      </w:pPr>
+      <w:r>
+        <w:rPr>
+          <w:lang w:val="en-US"/>
+        </w:rPr>
+        <w:t xml:space="preserve">CGI </w:t>
+      </w:r>
+    </w:p>
+    <w:p>
+      <w:pPr>
+        <w:rPr>
+          <w:lang w:val="en-US"/>
+        </w:rPr>
+      </w:pPr>
+      <w:r>
+        <w:rPr>
+          <w:lang w:val="en-US"/>
+        </w:rPr>
+        <w:t xml:space="preserve">EJS </w:t>
+      </w:r>
+    </w:p>
+    <w:p>
+      <w:pPr>
+        <w:rPr>
+          <w:lang w:val="en-US"/>
+        </w:rPr>
+      </w:pPr>
+      <w:r>
+        <w:rPr>
+          <w:lang w:val="en-US"/>
+        </w:rPr>
+        <w:t xml:space="preserve">Pugs </w:t>
+      </w:r>
+    </w:p>
+    <w:p>
+      <w:pPr>
+        <w:rPr>
+          <w:lang w:val="en-US"/>
+        </w:rPr>
+      </w:pPr>
+    </w:p>
+    <w:p>
+      <w:pPr>
+        <w:rPr>
+          <w:lang w:val="en-US"/>
+        </w:rPr>
+      </w:pPr>
+      <w:r>
+        <w:rPr>
+          <w:lang w:val="en-US"/>
+        </w:rPr>
+        <w:t xml:space="preserve">If we use EJS as view engine then </w:t>
+      </w:r>
+      <w:proofErr w:type="gramStart"/>
+      <w:r>
+        <w:rPr>
+          <w:lang w:val="en-US"/>
+        </w:rPr>
+        <w:t>server side</w:t>
+      </w:r>
+      <w:proofErr w:type="gramEnd"/>
+      <w:r>
+        <w:rPr>
+          <w:lang w:val="en-US"/>
+        </w:rPr>
+        <w:t xml:space="preserve"> programming language must be Node with Express JS. Thes view engine are depends upon respective </w:t>
+      </w:r>
+      <w:proofErr w:type="gramStart"/>
+      <w:r>
+        <w:rPr>
+          <w:lang w:val="en-US"/>
+        </w:rPr>
+        <w:t>server side</w:t>
+      </w:r>
+      <w:proofErr w:type="gramEnd"/>
+      <w:r>
+        <w:rPr>
+          <w:lang w:val="en-US"/>
+        </w:rPr>
+        <w:t xml:space="preserve"> programming language. We can’t use JSP as view engine for node </w:t>
+      </w:r>
+      <w:proofErr w:type="spellStart"/>
+      <w:r>
+        <w:rPr>
+          <w:lang w:val="en-US"/>
+        </w:rPr>
+        <w:t>js</w:t>
+      </w:r>
+      <w:proofErr w:type="spellEnd"/>
+      <w:r>
+        <w:rPr>
+          <w:lang w:val="en-US"/>
+        </w:rPr>
+        <w:t xml:space="preserve"> and vice-versa. </w:t>
+      </w:r>
+    </w:p>
+    <w:p>
+      <w:pPr>
+        <w:rPr>
+          <w:lang w:val="en-US"/>
+        </w:rPr>
+      </w:pPr>
+      <w:r>
+        <w:rPr>
+          <w:lang w:val="en-US"/>
+        </w:rPr>
+        <w:t xml:space="preserve">Every view engine </w:t>
+      </w:r>
+      <w:proofErr w:type="gramStart"/>
+      <w:r>
+        <w:rPr>
+          <w:lang w:val="en-US"/>
+        </w:rPr>
+        <w:t>follow</w:t>
+      </w:r>
+      <w:proofErr w:type="gramEnd"/>
+      <w:r>
+        <w:rPr>
+          <w:lang w:val="en-US"/>
+        </w:rPr>
+        <w:t xml:space="preserve"> its own syntax. </w:t>
+      </w:r>
+    </w:p>
+    <w:p>
+      <w:pPr>
+        <w:rPr>
+          <w:lang w:val="en-US"/>
+        </w:rPr>
+      </w:pPr>
+    </w:p>
+    <w:p>
+      <w:pPr>
+        <w:rPr>
+          <w:lang w:val="en-US"/>
+        </w:rPr>
+      </w:pPr>
+    </w:p>
+    <w:p>
+      <w:pPr>
+        <w:rPr>
+          <w:lang w:val="en-US"/>
+        </w:rPr>
+      </w:pPr>
+      <w:r>
+        <w:rPr>
+          <w:lang w:val="en-US"/>
+        </w:rPr>
+        <w:t xml:space="preserve">Express JS View engine. </w:t>
+      </w:r>
+    </w:p>
+    <w:p>
+      <w:pPr>
+        <w:rPr>
+          <w:lang w:val="en-US"/>
+        </w:rPr>
+      </w:pPr>
+    </w:p>
+    <w:p>
+      <w:pPr>
+        <w:rPr>
+          <w:lang w:val="en-US"/>
+        </w:rPr>
+      </w:pPr>
+    </w:p>
+    <w:p>
+      <w:pPr>
+        <w:rPr>
+          <w:lang w:val="en-US"/>
+        </w:rPr>
+      </w:pPr>
+    </w:p>
+    <w:p>
+      <w:pPr>
+        <w:rPr>
+          <w:lang w:val="en-US"/>
+        </w:rPr>
+      </w:pPr>
+    </w:p>
+    <w:p>
+      <w:pPr>
+        <w:rPr>
+          <w:lang w:val="en-US"/>
+        </w:rPr>
+      </w:pPr>
+    </w:p>
+    <w:p>
+      <w:pPr>
+        <w:rPr>
+          <w:lang w:val="en-US"/>
+        </w:rPr>
+      </w:pPr>
+    </w:p>
+    <w:p>
+      <w:pPr>
+        <w:rPr>
+          <w:lang w:val="en-US"/>
+        </w:rPr>
+      </w:pPr>
+      <w:r>
+        <w:rPr>
+          <w:lang w:val="en-US"/>
+        </w:rPr>
+        <w:lastRenderedPageBreak/>
+        <w:tab/>
+      </w:r>
+      <w:r>
+        <w:rPr>
+          <w:lang w:val="en-US"/>
+        </w:rPr>
+        <w:tab/>
+      </w:r>
+      <w:r>
+        <w:rPr>
+          <w:lang w:val="en-US"/>
+        </w:rPr>
+        <w:tab/>
+        <w:t>Req (Java Request) ----</w:t>
+      </w:r>
+      <w:r>
+        <w:rPr>
+          <w:lang w:val="en-US"/>
+        </w:rPr>
+        <w:sym w:font="Wingdings" w:char="F0E0"/>
+      </w:r>
+    </w:p>
+    <w:p>
+      <w:pPr>
+        <w:rPr>
+          <w:lang w:val="en-US"/>
+        </w:rPr>
+      </w:pPr>
+      <w:r>
+        <w:rPr>
+          <w:lang w:val="en-US"/>
+        </w:rPr>
+        <w:t>App1</w:t>
+      </w:r>
+      <w:r>
+        <w:rPr>
+          <w:lang w:val="en-US"/>
+        </w:rPr>
+        <w:tab/>
+      </w:r>
+      <w:r>
+        <w:rPr>
+          <w:lang w:val="en-US"/>
+        </w:rPr>
+        <w:tab/>
+      </w:r>
+      <w:r>
+        <w:rPr>
+          <w:lang w:val="en-US"/>
+        </w:rPr>
+        <w:tab/>
+      </w:r>
+      <w:r>
+        <w:rPr>
+          <w:highlight w:val="yellow"/>
+          <w:lang w:val="en-US"/>
+        </w:rPr>
+        <w:t>XML/JSON</w:t>
+      </w:r>
+      <w:r>
+        <w:rPr>
+          <w:lang w:val="en-US"/>
+        </w:rPr>
+        <w:t xml:space="preserve"> </w:t>
+      </w:r>
+      <w:r>
+        <w:rPr>
+          <w:lang w:val="en-US"/>
+        </w:rPr>
+        <w:tab/>
+      </w:r>
+      <w:r>
+        <w:rPr>
+          <w:lang w:val="en-US"/>
+        </w:rPr>
+        <w:tab/>
+      </w:r>
+      <w:r>
+        <w:rPr>
+          <w:lang w:val="en-US"/>
+        </w:rPr>
+        <w:tab/>
+      </w:r>
+      <w:r>
+        <w:rPr>
+          <w:lang w:val="en-US"/>
+        </w:rPr>
+        <w:tab/>
+      </w:r>
+      <w:r>
+        <w:rPr>
+          <w:lang w:val="en-US"/>
+        </w:rPr>
+        <w:tab/>
+        <w:t xml:space="preserve">App2 </w:t>
+      </w:r>
+    </w:p>
+    <w:p>
+      <w:pPr>
+        <w:rPr>
+          <w:lang w:val="en-US"/>
+        </w:rPr>
+      </w:pPr>
+      <w:r>
+        <w:rPr>
+          <w:lang w:val="en-US"/>
+        </w:rPr>
+        <w:t>Java</w:t>
+      </w:r>
+      <w:r>
+        <w:rPr>
+          <w:lang w:val="en-US"/>
+        </w:rPr>
+        <w:tab/>
+      </w:r>
+      <w:r>
+        <w:rPr>
+          <w:lang w:val="en-US"/>
+        </w:rPr>
+        <w:tab/>
+      </w:r>
+      <w:r>
+        <w:rPr>
+          <w:lang w:val="en-US"/>
+        </w:rPr>
+        <w:tab/>
+      </w:r>
+      <w:r>
+        <w:rPr>
+          <w:lang w:val="en-US"/>
+        </w:rPr>
+        <w:tab/>
+      </w:r>
+      <w:r>
+        <w:rPr>
+          <w:lang w:val="en-US"/>
+        </w:rPr>
+        <w:tab/>
+      </w:r>
+      <w:r>
+        <w:rPr>
+          <w:lang w:val="en-US"/>
+        </w:rPr>
+        <w:tab/>
+      </w:r>
+      <w:r>
+        <w:rPr>
+          <w:lang w:val="en-US"/>
+        </w:rPr>
+        <w:tab/>
+      </w:r>
+      <w:r>
+        <w:rPr>
+          <w:lang w:val="en-US"/>
+        </w:rPr>
+        <w:tab/>
+        <w:t xml:space="preserve">Express JS </w:t>
+      </w:r>
+    </w:p>
+    <w:p>
+      <w:pPr>
+        <w:rPr>
+          <w:lang w:val="en-US"/>
+        </w:rPr>
+      </w:pPr>
+      <w:r>
+        <w:rPr>
+          <w:lang w:val="en-US"/>
+        </w:rPr>
+        <w:tab/>
+      </w:r>
+      <w:r>
+        <w:rPr>
+          <w:lang w:val="en-US"/>
+        </w:rPr>
+        <w:tab/>
+      </w:r>
+      <w:r>
+        <w:rPr>
+          <w:lang w:val="en-US"/>
+        </w:rPr>
+        <w:tab/>
+      </w:r>
+      <w:r>
+        <w:rPr>
+          <w:lang w:val="en-US"/>
+        </w:rPr>
+        <w:sym w:font="Wingdings" w:char="F0DF"/>
+      </w:r>
+      <w:r>
+        <w:rPr>
+          <w:lang w:val="en-US"/>
+        </w:rPr>
+        <w:t>-Response (JS response)</w:t>
+      </w:r>
+    </w:p>
+    <w:p>
+      <w:pPr>
+        <w:rPr>
+          <w:lang w:val="en-US"/>
+        </w:rPr>
+      </w:pPr>
+      <w:r>
+        <w:rPr>
+          <w:lang w:val="en-US"/>
+        </w:rPr>
+        <w:t xml:space="preserve">HSBC </w:t>
+      </w:r>
+      <w:r>
+        <w:rPr>
+          <w:lang w:val="en-US"/>
+        </w:rPr>
+        <w:tab/>
+      </w:r>
+      <w:r>
+        <w:rPr>
+          <w:lang w:val="en-US"/>
+        </w:rPr>
+        <w:tab/>
+      </w:r>
+      <w:r>
+        <w:rPr>
+          <w:lang w:val="en-US"/>
+        </w:rPr>
+        <w:tab/>
+      </w:r>
+      <w:r>
+        <w:rPr>
+          <w:lang w:val="en-US"/>
+        </w:rPr>
+        <w:tab/>
+      </w:r>
+      <w:r>
+        <w:rPr>
+          <w:lang w:val="en-US"/>
+        </w:rPr>
+        <w:tab/>
+      </w:r>
+      <w:r>
+        <w:rPr>
+          <w:lang w:val="en-US"/>
+        </w:rPr>
+        <w:tab/>
+      </w:r>
+      <w:r>
+        <w:rPr>
+          <w:lang w:val="en-US"/>
+        </w:rPr>
+        <w:tab/>
+      </w:r>
+      <w:r>
+        <w:rPr>
+          <w:lang w:val="en-US"/>
+        </w:rPr>
+        <w:tab/>
+        <w:t xml:space="preserve">SBI </w:t>
+      </w:r>
+    </w:p>
+    <w:p>
+      <w:pPr>
+        <w:rPr>
+          <w:lang w:val="en-US"/>
+        </w:rPr>
+      </w:pPr>
+      <w:proofErr w:type="gramStart"/>
+      <w:r>
+        <w:rPr>
+          <w:lang w:val="en-US"/>
+        </w:rPr>
+        <w:t>XML :</w:t>
+      </w:r>
+      <w:proofErr w:type="gramEnd"/>
+      <w:r>
+        <w:rPr>
+          <w:lang w:val="en-US"/>
+        </w:rPr>
+        <w:t xml:space="preserve"> </w:t>
+      </w:r>
+      <w:proofErr w:type="spellStart"/>
+      <w:r>
+        <w:rPr>
+          <w:lang w:val="en-US"/>
+        </w:rPr>
+        <w:t>eXtensible</w:t>
+      </w:r>
+      <w:proofErr w:type="spellEnd"/>
+      <w:r>
+        <w:rPr>
+          <w:lang w:val="en-US"/>
+        </w:rPr>
+        <w:t xml:space="preserve"> markup up language </w:t>
+      </w:r>
+    </w:p>
+    <w:p>
+      <w:pPr>
+        <w:rPr>
+          <w:lang w:val="en-US"/>
+        </w:rPr>
+      </w:pPr>
+      <w:proofErr w:type="gramStart"/>
+      <w:r>
+        <w:rPr>
+          <w:lang w:val="en-US"/>
+        </w:rPr>
+        <w:t>JSON :</w:t>
+      </w:r>
+      <w:proofErr w:type="gramEnd"/>
+      <w:r>
+        <w:rPr>
+          <w:lang w:val="en-US"/>
+        </w:rPr>
+        <w:t xml:space="preserve"> JavaScript Object Notation </w:t>
+      </w:r>
+    </w:p>
+    <w:p>
+      <w:pPr>
+        <w:rPr>
+          <w:lang w:val="en-US"/>
+        </w:rPr>
+      </w:pPr>
+    </w:p>
+    <w:p>
+      <w:pPr>
+        <w:rPr>
+          <w:lang w:val="en-US"/>
+        </w:rPr>
+      </w:pPr>
+      <w:r>
+        <w:rPr>
+          <w:lang w:val="en-US"/>
+        </w:rPr>
+        <w:t xml:space="preserve">Java or Python or JavaScript function or methods are present. They are </w:t>
+      </w:r>
+      <w:proofErr w:type="gramStart"/>
+      <w:r>
+        <w:rPr>
+          <w:lang w:val="en-US"/>
+        </w:rPr>
+        <w:t>consider</w:t>
+      </w:r>
+      <w:proofErr w:type="gramEnd"/>
+      <w:r>
+        <w:rPr>
+          <w:lang w:val="en-US"/>
+        </w:rPr>
+        <w:t xml:space="preserve"> as service. </w:t>
+      </w:r>
+    </w:p>
+    <w:p>
+      <w:pPr>
+        <w:rPr>
+          <w:lang w:val="en-US"/>
+        </w:rPr>
+      </w:pPr>
+      <w:r>
+        <w:rPr>
+          <w:lang w:val="en-US"/>
+        </w:rPr>
+        <w:t xml:space="preserve">SOAP Web </w:t>
+      </w:r>
+      <w:proofErr w:type="gramStart"/>
+      <w:r>
+        <w:rPr>
+          <w:lang w:val="en-US"/>
+        </w:rPr>
+        <w:t>Service :</w:t>
+      </w:r>
+      <w:proofErr w:type="gramEnd"/>
+      <w:r>
+        <w:rPr>
+          <w:lang w:val="en-US"/>
+        </w:rPr>
+        <w:t xml:space="preserve"> Simple Object Access </w:t>
+      </w:r>
+      <w:proofErr w:type="gramStart"/>
+      <w:r>
+        <w:rPr>
+          <w:lang w:val="en-US"/>
+        </w:rPr>
+        <w:t>Protocol :</w:t>
+      </w:r>
+      <w:proofErr w:type="gramEnd"/>
+      <w:r>
+        <w:rPr>
+          <w:lang w:val="en-US"/>
+        </w:rPr>
+        <w:t xml:space="preserve"> in SOAP Web Service we can consume and produce the data in xml format. SOAP web service base upon SOA (Service Oriented architecture). </w:t>
+      </w:r>
+      <w:r>
+        <w:rPr>
+          <w:lang w:val="en-US"/>
+        </w:rPr>
+        <w:t>WSDL (Web Service Description language)</w:t>
+      </w:r>
+    </w:p>
+    <w:p>
+      <w:pPr>
+        <w:rPr>
+          <w:lang w:val="en-US"/>
+        </w:rPr>
+      </w:pPr>
+      <w:r>
+        <w:rPr>
+          <w:lang w:val="en-US"/>
+        </w:rPr>
+        <w:t xml:space="preserve">Rest Full Web </w:t>
+      </w:r>
+      <w:proofErr w:type="gramStart"/>
+      <w:r>
+        <w:rPr>
+          <w:lang w:val="en-US"/>
+        </w:rPr>
+        <w:t>Service :</w:t>
+      </w:r>
+      <w:proofErr w:type="gramEnd"/>
+      <w:r>
+        <w:rPr>
+          <w:lang w:val="en-US"/>
+        </w:rPr>
+        <w:t xml:space="preserve"> Representation State </w:t>
+      </w:r>
+      <w:proofErr w:type="gramStart"/>
+      <w:r>
+        <w:rPr>
+          <w:lang w:val="en-US"/>
+        </w:rPr>
+        <w:t>Transfer :</w:t>
+      </w:r>
+      <w:proofErr w:type="gramEnd"/>
+      <w:r>
+        <w:rPr>
+          <w:lang w:val="en-US"/>
+        </w:rPr>
+        <w:t xml:space="preserve"> In Rest Full web service we can consume and produce data in any format base upon client requirement like plain text, html, xml, </w:t>
+      </w:r>
+      <w:proofErr w:type="spellStart"/>
+      <w:r>
+        <w:rPr>
+          <w:lang w:val="en-US"/>
+        </w:rPr>
+        <w:t>json</w:t>
+      </w:r>
+      <w:proofErr w:type="spellEnd"/>
+      <w:r>
+        <w:rPr>
+          <w:lang w:val="en-US"/>
+        </w:rPr>
+        <w:t xml:space="preserve"> or any media type etc. </w:t>
+      </w:r>
+    </w:p>
+    <w:p>
+      <w:pPr>
+        <w:rPr>
+          <w:lang w:val="en-US"/>
+        </w:rPr>
+      </w:pPr>
+      <w:r>
+        <w:rPr>
+          <w:lang w:val="en-US"/>
+        </w:rPr>
+        <w:t xml:space="preserve">WADL file (Web Application Description language) </w:t>
+      </w:r>
+    </w:p>
+    <w:p>
+      <w:pPr>
+        <w:rPr>
+          <w:lang w:val="en-US"/>
+        </w:rPr>
+      </w:pPr>
+      <w:r>
+        <w:rPr>
+          <w:lang w:val="en-US"/>
+        </w:rPr>
+        <w:t xml:space="preserve">Rest full web service </w:t>
+      </w:r>
+      <w:proofErr w:type="gramStart"/>
+      <w:r>
+        <w:rPr>
+          <w:lang w:val="en-US"/>
+        </w:rPr>
+        <w:t>support</w:t>
+      </w:r>
+      <w:proofErr w:type="gramEnd"/>
+      <w:r>
+        <w:rPr>
+          <w:lang w:val="en-US"/>
+        </w:rPr>
+        <w:t xml:space="preserve"> all http protocol methods. </w:t>
+      </w:r>
+    </w:p>
+    <w:p>
+      <w:pPr>
+        <w:rPr>
+          <w:lang w:val="en-US"/>
+        </w:rPr>
+      </w:pPr>
+      <w:r>
+        <w:rPr>
+          <w:lang w:val="en-US"/>
+        </w:rPr>
+        <w:t xml:space="preserve">Get </w:t>
+      </w:r>
+      <w:r>
+        <w:rPr>
+          <w:lang w:val="en-US"/>
+        </w:rPr>
+        <w:tab/>
+      </w:r>
+      <w:r>
+        <w:rPr>
+          <w:lang w:val="en-US"/>
+        </w:rPr>
+        <w:tab/>
+        <w:t>Get the resources of employee, customer</w:t>
+      </w:r>
+      <w:r>
+        <w:rPr>
+          <w:lang w:val="en-US"/>
+        </w:rPr>
+        <w:t xml:space="preserve"> in </w:t>
+      </w:r>
+      <w:proofErr w:type="spellStart"/>
+      <w:r>
+        <w:rPr>
+          <w:lang w:val="en-US"/>
+        </w:rPr>
+        <w:t>json</w:t>
+      </w:r>
+      <w:proofErr w:type="spellEnd"/>
+      <w:r>
+        <w:rPr>
+          <w:lang w:val="en-US"/>
+        </w:rPr>
+        <w:t xml:space="preserve"> format. </w:t>
+      </w:r>
+    </w:p>
+    <w:p>
+      <w:pPr>
+        <w:rPr>
+          <w:lang w:val="en-US"/>
+        </w:rPr>
+      </w:pPr>
+      <w:r>
+        <w:rPr>
+          <w:lang w:val="en-US"/>
+        </w:rPr>
+        <w:tab/>
+      </w:r>
+      <w:r>
+        <w:rPr>
+          <w:lang w:val="en-US"/>
+        </w:rPr>
+        <w:tab/>
+        <w:t xml:space="preserve">If we connect to </w:t>
+      </w:r>
+      <w:proofErr w:type="spellStart"/>
+      <w:r>
+        <w:rPr>
+          <w:lang w:val="en-US"/>
+        </w:rPr>
+        <w:t>db</w:t>
+      </w:r>
+      <w:proofErr w:type="spellEnd"/>
+      <w:r>
+        <w:rPr>
+          <w:lang w:val="en-US"/>
+        </w:rPr>
+        <w:t xml:space="preserve"> select query </w:t>
+      </w:r>
+    </w:p>
+    <w:p>
+      <w:pPr>
+        <w:rPr>
+          <w:lang w:val="en-US"/>
+        </w:rPr>
+      </w:pPr>
+      <w:r>
+        <w:rPr>
+          <w:lang w:val="en-US"/>
+        </w:rPr>
+        <w:t xml:space="preserve">Post </w:t>
+      </w:r>
+      <w:r>
+        <w:rPr>
+          <w:lang w:val="en-US"/>
+        </w:rPr>
+        <w:tab/>
+      </w:r>
+      <w:r>
+        <w:rPr>
+          <w:lang w:val="en-US"/>
+        </w:rPr>
+        <w:tab/>
+        <w:t xml:space="preserve">to create the resource </w:t>
+      </w:r>
+      <w:r>
+        <w:rPr>
+          <w:lang w:val="en-US"/>
+        </w:rPr>
+        <w:tab/>
+      </w:r>
+    </w:p>
+    <w:p>
+      <w:pPr>
+        <w:rPr>
+          <w:lang w:val="en-US"/>
+        </w:rPr>
+      </w:pPr>
+      <w:r>
+        <w:rPr>
+          <w:lang w:val="en-US"/>
+        </w:rPr>
+        <w:tab/>
+      </w:r>
+      <w:r>
+        <w:rPr>
+          <w:lang w:val="en-US"/>
+        </w:rPr>
+        <w:tab/>
+        <w:t xml:space="preserve">If we connect to </w:t>
+      </w:r>
+      <w:proofErr w:type="spellStart"/>
+      <w:r>
+        <w:rPr>
+          <w:lang w:val="en-US"/>
+        </w:rPr>
+        <w:t>db</w:t>
+      </w:r>
+      <w:proofErr w:type="spellEnd"/>
+      <w:r>
+        <w:rPr>
+          <w:lang w:val="en-US"/>
+        </w:rPr>
+        <w:t xml:space="preserve"> insert query </w:t>
+      </w:r>
+    </w:p>
+    <w:p>
+      <w:pPr>
+        <w:rPr>
+          <w:lang w:val="en-US"/>
+        </w:rPr>
+      </w:pPr>
+      <w:r>
+        <w:rPr>
+          <w:lang w:val="en-US"/>
+        </w:rPr>
+        <w:t xml:space="preserve">Put/Patch </w:t>
+      </w:r>
+      <w:r>
+        <w:rPr>
+          <w:lang w:val="en-US"/>
+        </w:rPr>
+        <w:tab/>
+        <w:t xml:space="preserve">to update existing resource </w:t>
+      </w:r>
+    </w:p>
+    <w:p>
+      <w:pPr>
+        <w:rPr>
+          <w:lang w:val="en-US"/>
+        </w:rPr>
+      </w:pPr>
+      <w:r>
+        <w:rPr>
+          <w:lang w:val="en-US"/>
+        </w:rPr>
+        <w:tab/>
+      </w:r>
+      <w:r>
+        <w:rPr>
+          <w:lang w:val="en-US"/>
+        </w:rPr>
+        <w:tab/>
+        <w:t xml:space="preserve">If we connect to </w:t>
+      </w:r>
+      <w:proofErr w:type="spellStart"/>
+      <w:r>
+        <w:rPr>
+          <w:lang w:val="en-US"/>
+        </w:rPr>
+        <w:t>db</w:t>
+      </w:r>
+      <w:proofErr w:type="spellEnd"/>
+      <w:r>
+        <w:rPr>
+          <w:lang w:val="en-US"/>
+        </w:rPr>
+        <w:t xml:space="preserve"> update query</w:t>
+      </w:r>
+    </w:p>
+    <w:p>
+      <w:pPr>
+        <w:rPr>
+          <w:lang w:val="en-US"/>
+        </w:rPr>
+      </w:pPr>
+      <w:r>
+        <w:rPr>
+          <w:lang w:val="en-US"/>
+        </w:rPr>
+        <w:tab/>
+      </w:r>
+      <w:r>
+        <w:rPr>
+          <w:lang w:val="en-US"/>
+        </w:rPr>
+        <w:tab/>
+        <w:t xml:space="preserve">Put is use to update all property of existing object using unique property </w:t>
+      </w:r>
+    </w:p>
+    <w:p>
+      <w:pPr>
+        <w:rPr>
+          <w:lang w:val="en-US"/>
+        </w:rPr>
+      </w:pPr>
+      <w:r>
+        <w:rPr>
+          <w:lang w:val="en-US"/>
+        </w:rPr>
+        <w:tab/>
+      </w:r>
+      <w:r>
+        <w:rPr>
+          <w:lang w:val="en-US"/>
+        </w:rPr>
+        <w:tab/>
+        <w:t xml:space="preserve">Patch is use to update partial property not all.  </w:t>
+      </w:r>
+    </w:p>
+    <w:p>
+      <w:pPr>
+        <w:rPr>
+          <w:lang w:val="en-US"/>
+        </w:rPr>
+      </w:pPr>
+      <w:r>
+        <w:rPr>
+          <w:lang w:val="en-US"/>
+        </w:rPr>
+        <w:t xml:space="preserve">Delete </w:t>
+      </w:r>
+      <w:r>
+        <w:rPr>
+          <w:lang w:val="en-US"/>
+        </w:rPr>
+        <w:tab/>
+        <w:t xml:space="preserve">to delete existing resource </w:t>
+      </w:r>
+    </w:p>
+    <w:p>
+      <w:pPr>
+        <w:rPr>
+          <w:lang w:val="en-US"/>
+        </w:rPr>
+      </w:pPr>
+      <w:r>
+        <w:rPr>
+          <w:lang w:val="en-US"/>
+        </w:rPr>
+        <w:tab/>
+      </w:r>
+      <w:r>
+        <w:rPr>
+          <w:lang w:val="en-US"/>
+        </w:rPr>
+        <w:tab/>
+        <w:t xml:space="preserve">If we connect to </w:t>
+      </w:r>
+      <w:proofErr w:type="spellStart"/>
+      <w:r>
+        <w:rPr>
+          <w:lang w:val="en-US"/>
+        </w:rPr>
+        <w:t>db</w:t>
+      </w:r>
+      <w:proofErr w:type="spellEnd"/>
+      <w:r>
+        <w:rPr>
+          <w:lang w:val="en-US"/>
+        </w:rPr>
+        <w:t xml:space="preserve"> delete query </w:t>
+      </w:r>
+    </w:p>
+    <w:p>
+      <w:pPr>
+        <w:rPr>
+          <w:lang w:val="en-US"/>
+        </w:rPr>
+      </w:pPr>
+      <w:r>
+        <w:rPr>
+          <w:lang w:val="en-US"/>
+        </w:rPr>
+        <w:t xml:space="preserve"> </w:t>
+      </w:r>
     </w:p>
     <w:sectPr>
       <w:pgSz w:w="11906" w:h="16838"/>
